--- a/Devops/UT1/Ejercicios/Docker 1/Pablo Gonzáleze García - DOCKER1.docx
+++ b/Devops/UT1/Ejercicios/Docker 1/Pablo Gonzáleze García - DOCKER1.docx
@@ -4,6 +4,9 @@
   <w:body>
     <w:p>
       <w:r>
+        <w:rPr>
+          <w:noProof/>
+        </w:rPr>
         <w:drawing>
           <wp:inline distT="0" distB="0" distL="0" distR="0" wp14:anchorId="290AE78F" wp14:editId="1A946612">
             <wp:extent cx="5400040" cy="5700395"/>
@@ -43,6 +46,9 @@
     </w:p>
     <w:p>
       <w:r>
+        <w:rPr>
+          <w:noProof/>
+        </w:rPr>
         <w:lastRenderedPageBreak/>
         <w:drawing>
           <wp:inline distT="0" distB="0" distL="0" distR="0" wp14:anchorId="2AA2D5EF" wp14:editId="1D09F665">
